--- a/6E_23310390_ProyIA.docx
+++ b/6E_23310390_ProyIA.docx
@@ -141,65 +141,99 @@
         <w:rPr>
           <w:sz w:val="40"/>
           <w:szCs w:val="40"/>
-          <w:lang w:val="en-US"/>
-        </w:rPr>
-      </w:pPr>
+        </w:rPr>
+      </w:pPr>
+      <w:proofErr w:type="spellStart"/>
       <w:r>
         <w:rPr>
           <w:sz w:val="40"/>
           <w:szCs w:val="40"/>
-          <w:lang w:val="en-US"/>
-        </w:rPr>
-        <w:t>Chatbot with Deep Learning, Tensor Flow &amp; Python</w:t>
-      </w:r>
-    </w:p>
-    <w:p>
-      <w:pPr>
-        <w:jc w:val="center"/>
+        </w:rPr>
+        <w:t>Chatbot</w:t>
+      </w:r>
+      <w:proofErr w:type="spellEnd"/>
+      <w:r>
         <w:rPr>
           <w:sz w:val="40"/>
           <w:szCs w:val="40"/>
-          <w:lang w:val="en-US"/>
-        </w:rPr>
-      </w:pPr>
-    </w:p>
-    <w:p>
-      <w:pPr>
-        <w:jc w:val="center"/>
+        </w:rPr>
+        <w:t xml:space="preserve"> </w:t>
+      </w:r>
+      <w:proofErr w:type="spellStart"/>
+      <w:r>
         <w:rPr>
           <w:sz w:val="40"/>
           <w:szCs w:val="40"/>
-          <w:lang w:val="en-US"/>
-        </w:rPr>
-      </w:pPr>
-    </w:p>
-    <w:p>
-      <w:pPr>
-        <w:jc w:val="center"/>
+        </w:rPr>
+        <w:t>with</w:t>
+      </w:r>
+      <w:proofErr w:type="spellEnd"/>
+      <w:r>
         <w:rPr>
           <w:sz w:val="40"/>
           <w:szCs w:val="40"/>
-          <w:lang w:val="en-US"/>
-        </w:rPr>
-      </w:pPr>
-    </w:p>
-    <w:p>
-      <w:pPr>
-        <w:jc w:val="center"/>
+        </w:rPr>
+        <w:t xml:space="preserve"> Deep </w:t>
+      </w:r>
+      <w:proofErr w:type="spellStart"/>
+      <w:r>
         <w:rPr>
           <w:sz w:val="40"/>
           <w:szCs w:val="40"/>
-          <w:lang w:val="en-US"/>
-        </w:rPr>
-      </w:pPr>
-    </w:p>
-    <w:p>
-      <w:pPr>
-        <w:jc w:val="center"/>
+        </w:rPr>
+        <w:t>Learning</w:t>
+      </w:r>
+      <w:proofErr w:type="spellEnd"/>
+      <w:r>
         <w:rPr>
           <w:sz w:val="40"/>
           <w:szCs w:val="40"/>
-          <w:lang w:val="en-US"/>
+        </w:rPr>
+        <w:t>, Tensor Flow &amp; Python</w:t>
+      </w:r>
+    </w:p>
+    <w:p>
+      <w:pPr>
+        <w:jc w:val="center"/>
+        <w:rPr>
+          <w:sz w:val="40"/>
+          <w:szCs w:val="40"/>
+        </w:rPr>
+      </w:pPr>
+    </w:p>
+    <w:p>
+      <w:pPr>
+        <w:jc w:val="center"/>
+        <w:rPr>
+          <w:sz w:val="40"/>
+          <w:szCs w:val="40"/>
+        </w:rPr>
+      </w:pPr>
+    </w:p>
+    <w:p>
+      <w:pPr>
+        <w:jc w:val="center"/>
+        <w:rPr>
+          <w:sz w:val="40"/>
+          <w:szCs w:val="40"/>
+        </w:rPr>
+      </w:pPr>
+    </w:p>
+    <w:p>
+      <w:pPr>
+        <w:jc w:val="center"/>
+        <w:rPr>
+          <w:sz w:val="40"/>
+          <w:szCs w:val="40"/>
+        </w:rPr>
+      </w:pPr>
+    </w:p>
+    <w:p>
+      <w:pPr>
+        <w:jc w:val="center"/>
+        <w:rPr>
+          <w:sz w:val="40"/>
+          <w:szCs w:val="40"/>
         </w:rPr>
       </w:pPr>
     </w:p>
@@ -209,14 +243,12 @@
         <w:rPr>
           <w:sz w:val="22"/>
           <w:szCs w:val="22"/>
-          <w:lang w:val="en-US"/>
         </w:rPr>
       </w:pPr>
       <w:r>
         <w:rPr>
           <w:sz w:val="22"/>
           <w:szCs w:val="22"/>
-          <w:lang w:val="en-US"/>
         </w:rPr>
         <w:t>14/06/2026</w:t>
       </w:r>
@@ -289,6 +321,7 @@
       </w:pPr>
       <w:r>
         <w:rPr>
+          <w:noProof/>
           <w:sz w:val="28"/>
           <w:szCs w:val="28"/>
         </w:rPr>
@@ -355,6 +388,13 @@
           <w:szCs w:val="28"/>
         </w:rPr>
       </w:pPr>
+      <w:r>
+        <w:rPr>
+          <w:sz w:val="28"/>
+          <w:szCs w:val="28"/>
+        </w:rPr>
+        <w:t>Porque me pareció interesante realizar un proyecto de este tipo que va de la mano con lo que estamos viendo en visión artificial lo que me permite hacer proyectos que puedan ayudarme en mi vida diaria</w:t>
+      </w:r>
     </w:p>
     <w:p>
       <w:pPr>
@@ -396,12 +436,30 @@
       </w:r>
     </w:p>
     <w:p>
-      <w:pPr>
-        <w:rPr>
-          <w:sz w:val="28"/>
-          <w:szCs w:val="28"/>
-        </w:rPr>
-      </w:pPr>
+      <w:r>
+        <w:t xml:space="preserve">Este proyecto claro que se puede monetizar al meterle una base de datos </w:t>
+      </w:r>
+      <w:proofErr w:type="spellStart"/>
+      <w:r>
+        <w:t>mas</w:t>
+      </w:r>
+      <w:proofErr w:type="spellEnd"/>
+      <w:r>
+        <w:t xml:space="preserve"> extensa con un código </w:t>
+      </w:r>
+      <w:proofErr w:type="spellStart"/>
+      <w:r>
+        <w:t>mas</w:t>
+      </w:r>
+      <w:proofErr w:type="spellEnd"/>
+      <w:r>
+        <w:t xml:space="preserve"> robusto puede responder y ayudar a las personas del tema dependiendo de su base de datos por un costo o </w:t>
+      </w:r>
+      <w:proofErr w:type="spellStart"/>
+      <w:r>
+        <w:t>membresia</w:t>
+      </w:r>
+      <w:proofErr w:type="spellEnd"/>
     </w:p>
     <w:p>
       <w:pPr>
@@ -429,6 +487,149 @@
           <w:szCs w:val="28"/>
         </w:rPr>
       </w:pPr>
+      <w:r>
+        <w:rPr>
+          <w:noProof/>
+          <w:sz w:val="28"/>
+          <w:szCs w:val="28"/>
+        </w:rPr>
+        <w:lastRenderedPageBreak/>
+        <w:drawing>
+          <wp:inline distT="0" distB="0" distL="0" distR="0" wp14:anchorId="6C4A23A3" wp14:editId="73461368">
+            <wp:extent cx="5515745" cy="1905266"/>
+            <wp:effectExtent l="0" t="0" r="8890" b="0"/>
+            <wp:docPr id="550077862" name="Imagen 1"/>
+            <wp:cNvGraphicFramePr>
+              <a:graphicFrameLocks xmlns:a="http://schemas.openxmlformats.org/drawingml/2006/main" noChangeAspect="1"/>
+            </wp:cNvGraphicFramePr>
+            <a:graphic xmlns:a="http://schemas.openxmlformats.org/drawingml/2006/main">
+              <a:graphicData uri="http://schemas.openxmlformats.org/drawingml/2006/picture">
+                <pic:pic xmlns:pic="http://schemas.openxmlformats.org/drawingml/2006/picture">
+                  <pic:nvPicPr>
+                    <pic:cNvPr id="550077862" name=""/>
+                    <pic:cNvPicPr/>
+                  </pic:nvPicPr>
+                  <pic:blipFill>
+                    <a:blip r:embed="rId7"/>
+                    <a:stretch>
+                      <a:fillRect/>
+                    </a:stretch>
+                  </pic:blipFill>
+                  <pic:spPr>
+                    <a:xfrm>
+                      <a:off x="0" y="0"/>
+                      <a:ext cx="5515745" cy="1905266"/>
+                    </a:xfrm>
+                    <a:prstGeom prst="rect">
+                      <a:avLst/>
+                    </a:prstGeom>
+                  </pic:spPr>
+                </pic:pic>
+              </a:graphicData>
+            </a:graphic>
+          </wp:inline>
+        </w:drawing>
+      </w:r>
+    </w:p>
+    <w:p>
+      <w:pPr>
+        <w:rPr>
+          <w:sz w:val="28"/>
+          <w:szCs w:val="28"/>
+        </w:rPr>
+      </w:pPr>
+      <w:r>
+        <w:rPr>
+          <w:noProof/>
+          <w:sz w:val="28"/>
+          <w:szCs w:val="28"/>
+        </w:rPr>
+        <w:drawing>
+          <wp:inline distT="0" distB="0" distL="0" distR="0" wp14:anchorId="277CC385" wp14:editId="786598EF">
+            <wp:extent cx="5506218" cy="1552792"/>
+            <wp:effectExtent l="0" t="0" r="0" b="9525"/>
+            <wp:docPr id="64834749" name="Imagen 1"/>
+            <wp:cNvGraphicFramePr>
+              <a:graphicFrameLocks xmlns:a="http://schemas.openxmlformats.org/drawingml/2006/main" noChangeAspect="1"/>
+            </wp:cNvGraphicFramePr>
+            <a:graphic xmlns:a="http://schemas.openxmlformats.org/drawingml/2006/main">
+              <a:graphicData uri="http://schemas.openxmlformats.org/drawingml/2006/picture">
+                <pic:pic xmlns:pic="http://schemas.openxmlformats.org/drawingml/2006/picture">
+                  <pic:nvPicPr>
+                    <pic:cNvPr id="64834749" name=""/>
+                    <pic:cNvPicPr/>
+                  </pic:nvPicPr>
+                  <pic:blipFill>
+                    <a:blip r:embed="rId8"/>
+                    <a:stretch>
+                      <a:fillRect/>
+                    </a:stretch>
+                  </pic:blipFill>
+                  <pic:spPr>
+                    <a:xfrm>
+                      <a:off x="0" y="0"/>
+                      <a:ext cx="5506218" cy="1552792"/>
+                    </a:xfrm>
+                    <a:prstGeom prst="rect">
+                      <a:avLst/>
+                    </a:prstGeom>
+                  </pic:spPr>
+                </pic:pic>
+              </a:graphicData>
+            </a:graphic>
+          </wp:inline>
+        </w:drawing>
+      </w:r>
+    </w:p>
+    <w:p>
+      <w:pPr>
+        <w:rPr>
+          <w:sz w:val="28"/>
+          <w:szCs w:val="28"/>
+        </w:rPr>
+      </w:pPr>
+      <w:r>
+        <w:rPr>
+          <w:noProof/>
+          <w:sz w:val="28"/>
+          <w:szCs w:val="28"/>
+        </w:rPr>
+        <w:drawing>
+          <wp:inline distT="0" distB="0" distL="0" distR="0" wp14:anchorId="513DC0F1" wp14:editId="491FC2C7">
+            <wp:extent cx="5591955" cy="1952898"/>
+            <wp:effectExtent l="0" t="0" r="0" b="9525"/>
+            <wp:docPr id="881104101" name="Imagen 1"/>
+            <wp:cNvGraphicFramePr>
+              <a:graphicFrameLocks xmlns:a="http://schemas.openxmlformats.org/drawingml/2006/main" noChangeAspect="1"/>
+            </wp:cNvGraphicFramePr>
+            <a:graphic xmlns:a="http://schemas.openxmlformats.org/drawingml/2006/main">
+              <a:graphicData uri="http://schemas.openxmlformats.org/drawingml/2006/picture">
+                <pic:pic xmlns:pic="http://schemas.openxmlformats.org/drawingml/2006/picture">
+                  <pic:nvPicPr>
+                    <pic:cNvPr id="881104101" name=""/>
+                    <pic:cNvPicPr/>
+                  </pic:nvPicPr>
+                  <pic:blipFill>
+                    <a:blip r:embed="rId9"/>
+                    <a:stretch>
+                      <a:fillRect/>
+                    </a:stretch>
+                  </pic:blipFill>
+                  <pic:spPr>
+                    <a:xfrm>
+                      <a:off x="0" y="0"/>
+                      <a:ext cx="5591955" cy="1952898"/>
+                    </a:xfrm>
+                    <a:prstGeom prst="rect">
+                      <a:avLst/>
+                    </a:prstGeom>
+                  </pic:spPr>
+                </pic:pic>
+              </a:graphicData>
+            </a:graphic>
+          </wp:inline>
+        </w:drawing>
+      </w:r>
     </w:p>
     <w:p>
       <w:pPr>
@@ -465,7 +666,82 @@
         <w:rPr>
           <w:sz w:val="28"/>
           <w:szCs w:val="28"/>
-          <w:lang w:val="en-US"/>
+        </w:rPr>
+      </w:pPr>
+      <w:hyperlink r:id="rId10" w:history="1">
+        <w:r>
+          <w:rPr>
+            <w:rStyle w:val="Hipervnculo"/>
+            <w:sz w:val="28"/>
+            <w:szCs w:val="28"/>
+          </w:rPr>
+          <w:t>https://github.com/CORT2004/Chatbot_-Deep-Learning-Tensor-Flow-Python-.git</w:t>
+        </w:r>
+      </w:hyperlink>
+    </w:p>
+    <w:p>
+      <w:pPr>
+        <w:rPr>
+          <w:sz w:val="28"/>
+          <w:szCs w:val="28"/>
+        </w:rPr>
+      </w:pPr>
+      <w:proofErr w:type="gramStart"/>
+      <w:r>
+        <w:rPr>
+          <w:sz w:val="28"/>
+          <w:szCs w:val="28"/>
+        </w:rPr>
+        <w:t>Link</w:t>
+      </w:r>
+      <w:proofErr w:type="gramEnd"/>
+      <w:r>
+        <w:rPr>
+          <w:sz w:val="28"/>
+          <w:szCs w:val="28"/>
+        </w:rPr>
+        <w:t xml:space="preserve"> del video de </w:t>
+      </w:r>
+      <w:proofErr w:type="spellStart"/>
+      <w:r>
+        <w:rPr>
+          <w:sz w:val="28"/>
+          <w:szCs w:val="28"/>
+        </w:rPr>
+        <w:t>Tiktok</w:t>
+      </w:r>
+      <w:proofErr w:type="spellEnd"/>
+      <w:r>
+        <w:rPr>
+          <w:sz w:val="28"/>
+          <w:szCs w:val="28"/>
+        </w:rPr>
+        <w:t>:</w:t>
+      </w:r>
+    </w:p>
+    <w:p>
+      <w:pPr>
+        <w:rPr>
+          <w:sz w:val="28"/>
+          <w:szCs w:val="28"/>
+        </w:rPr>
+      </w:pPr>
+      <w:hyperlink r:id="rId11" w:history="1">
+        <w:r>
+          <w:rPr>
+            <w:rStyle w:val="Hipervnculo"/>
+            <w:sz w:val="28"/>
+            <w:szCs w:val="28"/>
+          </w:rPr>
+          <w:t>https://vt.tiktok.com/ZSQC1AMYR/</w:t>
+        </w:r>
+      </w:hyperlink>
+    </w:p>
+    <w:p>
+      <w:pPr>
+        <w:rPr>
+          <w:sz w:val="28"/>
+          <w:szCs w:val="28"/>
         </w:rPr>
       </w:pPr>
     </w:p>
@@ -1543,6 +1819,7 @@
   <w:style w:type="character" w:default="1" w:styleId="Fuentedeprrafopredeter">
     <w:name w:val="Default Paragraph Font"/>
     <w:uiPriority w:val="1"/>
+    <w:semiHidden/>
     <w:unhideWhenUsed/>
   </w:style>
   <w:style w:type="table" w:default="1" w:styleId="Tablanormal">
@@ -1854,6 +2131,29 @@
       <w:smallCaps/>
       <w:color w:val="0F4761" w:themeColor="accent1" w:themeShade="BF"/>
       <w:spacing w:val="5"/>
+    </w:rPr>
+  </w:style>
+  <w:style w:type="character" w:styleId="Hipervnculo">
+    <w:name w:val="Hyperlink"/>
+    <w:basedOn w:val="Fuentedeprrafopredeter"/>
+    <w:uiPriority w:val="99"/>
+    <w:unhideWhenUsed/>
+    <w:rsid w:val="00BA3B62"/>
+    <w:rPr>
+      <w:color w:val="467886" w:themeColor="hyperlink"/>
+      <w:u w:val="single"/>
+    </w:rPr>
+  </w:style>
+  <w:style w:type="character" w:styleId="Mencinsinresolver">
+    <w:name w:val="Unresolved Mention"/>
+    <w:basedOn w:val="Fuentedeprrafopredeter"/>
+    <w:uiPriority w:val="99"/>
+    <w:semiHidden/>
+    <w:unhideWhenUsed/>
+    <w:rsid w:val="00BA3B62"/>
+    <w:rPr>
+      <w:color w:val="605E5C"/>
+      <w:shd w:val="clear" w:color="auto" w:fill="E1DFDD"/>
     </w:rPr>
   </w:style>
 </w:styles>
